--- a/testakten/erbstreit-krypto-multisig-edelmann-stuttgart/05_nachlassverzeichnis_initial.docx
+++ b/testakten/erbstreit-krypto-multisig-edelmann-stuttgart/05_nachlassverzeichnis_initial.docx
@@ -659,7 +659,7 @@
         <w:t>Nachlasszugehörigkeit:</w:t>
       </w:r>
       <w:r>
-        <w:t xml:space="preserve"> NEIN — die Lebensversicherung fällt als Bezugsberechtigung direkt an Marlies und ist nicht Bestandteil des Nachlasses (§ 159 VVG iVm § 330 BGB). Für die Pflichtteilsergänzung ist jedoch zu prüfen, ob die Benennung als Bezugsberechtigte als Schenkung i.S.d. § 2325 BGB gilt (BGH 27.04.1994 IV ZR 91/93 zur Lebensversicherung als Schenkung; Frage ob unentgeltliche Zuwendung).</w:t>
+        <w:t xml:space="preserve"> NEIN — die Lebensversicherung fällt als Bezugsberechtigung direkt an Marlies und ist nicht Bestandteil des Nachlasses (Paragraf 159 VVG iVm Paragraf 330 BGB). Für die Pflichtteilsergänzung ist jedoch zu prüfen, ob die Benennung als Bezugsberechtigte als Schenkung i.S.d. Paragraf 2325 BGB gilt (BGH 27.04.1994 IV ZR 91/93 zur Lebensversicherung als Schenkung; Frage ob unentgeltliche Zuwendung).</w:t>
       </w:r>
     </w:p>
     <w:p>
@@ -1426,7 +1426,7 @@
         <w:t>Kryptokurs:</w:t>
       </w:r>
       <w:r>
-        <w:t xml:space="preserve"> Der Kurs schwankt erheblich. Maßgeblicher Zeitpunkt für die Pflichtteilsergänzung ist der Stichtag der Schenkung, nicht der Todestag (§ 2325 Abs. 2 BGB i.d.F. seit 2010: „Wert im Zeitpunkt des Erbfalls" für den Nachlasswert; für die Ergänzungsberechnung Schenkungswert zum Zeitpunkt der Schenkung für den Abzug, Erbfallwert für den Grundbetrag — komplexe Wechselwirkung).</w:t>
+        <w:t xml:space="preserve"> Der Kurs schwankt erheblich. Maßgeblicher Zeitpunkt für die Pflichtteilsergänzung ist der Stichtag der Schenkung, nicht der Todestag (Paragraf 2325 Abs. 2 BGB i.d.F. seit 2010: „Wert im Zeitpunkt des Erbfalls" für den Nachlasswert; für die Ergänzungsberechnung Schenkungswert zum Zeitpunkt der Schenkung für den Abzug, Erbfallwert für den Grundbetrag — komplexe Wechselwirkung).</w:t>
       </w:r>
     </w:p>
     <w:p>
@@ -1451,7 +1451,7 @@
         <w:rPr>
           <w:b/>
         </w:rPr>
-        <w:t>Steuererbschaftsanzeige nach § 30 ErbStG:</w:t>
+        <w:t>Steuererbschaftsanzeige nach Paragraf 30 ErbStG:</w:t>
       </w:r>
       <w:r>
         <w:t xml:space="preserve"> Meldefrist drei Monate ab Kenntnis — läuft. Details → Aktenstück 23.</w:t>
